--- a/docs/lane_entry_note.docx
+++ b/docs/lane_entry_note.docx
@@ -2,7 +2,7 @@
 <file path=word/document.xml><?xml version="1.0" encoding="utf-8"?>
 <w:document xmlns:w="http://schemas.openxmlformats.org/wordprocessingml/2006/main" xmlns:m="http://schemas.openxmlformats.org/officeDocument/2006/math" xmlns:r="http://schemas.openxmlformats.org/officeDocument/2006/relationships" xmlns:o="urn:schemas-microsoft-com:office:office" xmlns:v="urn:schemas-microsoft-com:vml" xmlns:w10="urn:schemas-microsoft-com:office:word" xmlns:a="http://schemas.openxmlformats.org/drawingml/2006/main" xmlns:pic="http://schemas.openxmlformats.org/drawingml/2006/picture" xmlns:wp="http://schemas.openxmlformats.org/drawingml/2006/wordprocessingDrawing">
   <w:body>
-    <w:bookmarkStart w:id="17" w:name="Xee0a2caaf482bb2e12c29e1af6f7e3d06d02622"/>
+    <w:bookmarkStart w:id="21" w:name="Xee0a2caaf482bb2e12c29e1af6f7e3d06d02622"/>
     <w:p>
       <w:pPr>
         <w:pStyle w:val="Heading1"/>
@@ -2288,13 +2288,1466 @@
       </w:r>
     </w:p>
     <w:bookmarkEnd w:id="15"/>
-    <w:bookmarkStart w:id="16" w:name="Xa22e178eed60d3d2f1885bdcf86acbd3e71f43f"/>
+    <w:bookmarkStart w:id="19" w:name="X37e9f069cbc21923858c24f5b45e155742df4f2"/>
     <w:p>
       <w:pPr>
         <w:pStyle w:val="Heading2"/>
       </w:pPr>
       <w:r>
-        <w:t xml:space="preserve">7 Remaining freedoms, stated so they are not mistaken for settled</w:t>
+        <w:t xml:space="preserve">7 Parameter reference for the cut-in evaluation</w:t>
+      </w:r>
+    </w:p>
+    <w:p>
+      <w:pPr>
+        <w:pStyle w:val="FirstParagraph"/>
+      </w:pPr>
+      <w:r>
+        <w:rPr>
+          <w:i/>
+          <w:iCs/>
+        </w:rPr>
+        <w:t xml:space="preserve">(Added 2026-08-27 at Jonas’s request.)</w:t>
+      </w:r>
+      <w:r>
+        <w:t xml:space="preserve"> </w:t>
+      </w:r>
+      <w:r>
+        <w:t xml:space="preserve">Every quantity entering the cut-in field, its</w:t>
+      </w:r>
+      <w:r>
+        <w:t xml:space="preserve"> </w:t>
+      </w:r>
+      <w:r>
+        <w:t xml:space="preserve">meaning, its value, and where the value comes from. None is fitted; the only fitted</w:t>
+      </w:r>
+      <w:r>
+        <w:t xml:space="preserve"> </w:t>
+      </w:r>
+      <w:r>
+        <w:t xml:space="preserve">quantity in the whole pipeline is the later per-driver boundary level c.</w:t>
+      </w:r>
+    </w:p>
+    <w:p>
+      <w:pPr>
+        <w:pStyle w:val="CaptionedFigure"/>
+      </w:pPr>
+      <w:r>
+        <w:drawing>
+          <wp:inline>
+            <wp:extent cx="5334000" cy="4504266"/>
+            <wp:effectExtent b="0" l="0" r="0" t="0"/>
+            <wp:docPr descr="Cut-in geometry and the lane-entry quantities" title="" id="17" name="Picture"/>
+            <a:graphic>
+              <a:graphicData uri="http://schemas.openxmlformats.org/drawingml/2006/picture">
+                <pic:pic>
+                  <pic:nvPicPr>
+                    <pic:cNvPr descr="czb_figures/cutin_parameters.png" id="18" name="Picture"/>
+                    <pic:cNvPicPr>
+                      <a:picLocks noChangeArrowheads="1" noChangeAspect="1"/>
+                    </pic:cNvPicPr>
+                  </pic:nvPicPr>
+                  <pic:blipFill>
+                    <a:blip r:embed="rId16"/>
+                    <a:stretch>
+                      <a:fillRect/>
+                    </a:stretch>
+                  </pic:blipFill>
+                  <pic:spPr bwMode="auto">
+                    <a:xfrm>
+                      <a:off x="0" y="0"/>
+                      <a:ext cx="5334000" cy="4504266"/>
+                    </a:xfrm>
+                    <a:prstGeom prst="rect">
+                      <a:avLst/>
+                    </a:prstGeom>
+                    <a:noFill/>
+                    <a:ln w="9525">
+                      <a:noFill/>
+                      <a:headEnd/>
+                      <a:tailEnd/>
+                    </a:ln>
+                  </pic:spPr>
+                </pic:pic>
+              </a:graphicData>
+            </a:graphic>
+          </wp:inline>
+        </w:drawing>
+      </w:r>
+    </w:p>
+    <w:p>
+      <w:pPr>
+        <w:pStyle w:val="ImageCaption"/>
+      </w:pPr>
+      <w:r>
+        <w:t xml:space="preserve">Cut-in geometry and the lane-entry quantities</w:t>
+      </w:r>
+    </w:p>
+    <w:p>
+      <w:pPr>
+        <w:pStyle w:val="BodyText"/>
+      </w:pPr>
+      <w:r>
+        <w:rPr>
+          <w:i/>
+          <w:iCs/>
+        </w:rPr>
+        <w:t xml:space="preserve">(Figure by</w:t>
+      </w:r>
+      <w:r>
+        <w:rPr>
+          <w:i/>
+          <w:iCs/>
+        </w:rPr>
+        <w:t xml:space="preserve"> </w:t>
+      </w:r>
+      <w:r>
+        <w:rPr>
+          <w:rStyle w:val="VerbatimChar"/>
+          <w:i/>
+          <w:iCs/>
+        </w:rPr>
+        <w:t xml:space="preserve">replication/czb/make_cutin_param_diagram.py</w:t>
+      </w:r>
+      <w:r>
+        <w:rPr>
+          <w:i/>
+          <w:iCs/>
+        </w:rPr>
+        <w:t xml:space="preserve">. The lower panel shows the</w:t>
+      </w:r>
+      <w:r>
+        <w:rPr>
+          <w:i/>
+          <w:iCs/>
+        </w:rPr>
+        <w:t xml:space="preserve"> </w:t>
+      </w:r>
+      <w:r>
+        <w:rPr>
+          <w:i/>
+          <w:iCs/>
+        </w:rPr>
+        <w:t xml:space="preserve">division of labor on a real clip: P_lane switches the conflict geometry on — near-zero</w:t>
+      </w:r>
+      <w:r>
+        <w:rPr>
+          <w:i/>
+          <w:iCs/>
+        </w:rPr>
+        <w:t xml:space="preserve"> </w:t>
+      </w:r>
+      <w:r>
+        <w:rPr>
+          <w:i/>
+          <w:iCs/>
+        </w:rPr>
+        <w:t xml:space="preserve">before onset, saturating early in the manoeuvre — while Δv_resid carries the graded</w:t>
+      </w:r>
+      <w:r>
+        <w:rPr>
+          <w:i/>
+          <w:iCs/>
+        </w:rPr>
+        <w:t xml:space="preserve"> </w:t>
+      </w:r>
+      <w:r>
+        <w:rPr>
+          <w:i/>
+          <w:iCs/>
+        </w:rPr>
+        <w:t xml:space="preserve">criticality; the deficit is essentially their product plus the small τ⁻¹ and effort</w:t>
+      </w:r>
+      <w:r>
+        <w:rPr>
+          <w:i/>
+          <w:iCs/>
+        </w:rPr>
+        <w:t xml:space="preserve"> </w:t>
+      </w:r>
+      <w:r>
+        <w:rPr>
+          <w:i/>
+          <w:iCs/>
+        </w:rPr>
+        <w:t xml:space="preserve">terms. Δv_resid is nonzero even before onset because it is computed from the</w:t>
+      </w:r>
+      <w:r>
+        <w:rPr>
+          <w:i/>
+          <w:iCs/>
+        </w:rPr>
+        <w:t xml:space="preserve"> </w:t>
+      </w:r>
+      <w:r>
+        <w:rPr>
+          <w:i/>
+          <w:iCs/>
+        </w:rPr>
+        <w:t xml:space="preserve">longitudinal state alone; it only enters the field multiplied by P_lane.)</w:t>
+      </w:r>
+    </w:p>
+    <w:p>
+      <w:pPr>
+        <w:pStyle w:val="BodyText"/>
+      </w:pPr>
+      <w:r>
+        <w:rPr>
+          <w:b/>
+          <w:bCs/>
+        </w:rPr>
+        <w:t xml:space="preserve">Geometry and kinematics (from the traces)</w:t>
+      </w:r>
+    </w:p>
+    <w:tbl>
+      <w:tblPr>
+        <w:tblStyle w:val="Table"/>
+        <w:tblW w:type="pct" w:w="5000"/>
+        <w:tblLayout w:type="fixed"/>
+        <w:tblLook w:firstRow="1" w:lastRow="0" w:firstColumn="0" w:lastColumn="0" w:noHBand="0" w:noVBand="0" w:val="0020"/>
+      </w:tblPr>
+      <w:tblGrid>
+        <w:gridCol w:w="2640"/>
+        <w:gridCol w:w="2640"/>
+        <w:gridCol w:w="2640"/>
+      </w:tblGrid>
+      <w:tr>
+        <w:trPr>
+          <w:tblHeader w:val="on"/>
+        </w:trPr>
+        <w:tc>
+          <w:tcPr/>
+          <w:p>
+            <w:pPr>
+              <w:pStyle w:val="Compact"/>
+            </w:pPr>
+            <w:r>
+              <w:t xml:space="preserve">symbol</w:t>
+            </w:r>
+          </w:p>
+        </w:tc>
+        <w:tc>
+          <w:tcPr/>
+          <w:p>
+            <w:pPr>
+              <w:pStyle w:val="Compact"/>
+            </w:pPr>
+            <w:r>
+              <w:t xml:space="preserve">meaning</w:t>
+            </w:r>
+          </w:p>
+        </w:tc>
+        <w:tc>
+          <w:tcPr/>
+          <w:p>
+            <w:pPr>
+              <w:pStyle w:val="Compact"/>
+            </w:pPr>
+            <w:r>
+              <w:t xml:space="preserve">value / source</w:t>
+            </w:r>
+          </w:p>
+        </w:tc>
+      </w:tr>
+      <w:tr>
+        <w:tc>
+          <w:tcPr/>
+          <w:p>
+            <w:pPr>
+              <w:pStyle w:val="Compact"/>
+            </w:pPr>
+            <w:r>
+              <w:t xml:space="preserve">Δy</w:t>
+            </w:r>
+          </w:p>
+        </w:tc>
+        <w:tc>
+          <w:tcPr/>
+          <w:p>
+            <w:pPr>
+              <w:pStyle w:val="Compact"/>
+            </w:pPr>
+            <w:r>
+              <w:t xml:space="preserve">lateral offset between vehicle centres</w:t>
+            </w:r>
+          </w:p>
+        </w:tc>
+        <w:tc>
+          <w:tcPr/>
+          <w:p>
+            <w:pPr>
+              <w:pStyle w:val="Compact"/>
+            </w:pPr>
+            <w:r>
+              <w:t xml:space="preserve">trace (</w:t>
+            </w:r>
+            <w:r>
+              <w:rPr>
+                <w:rStyle w:val="VerbatimChar"/>
+              </w:rPr>
+              <w:t xml:space="preserve">Location_Y</w:t>
+            </w:r>
+            <w:r>
+              <w:t xml:space="preserve"> </w:t>
+            </w:r>
+            <w:r>
+              <w:t xml:space="preserve">difference)</w:t>
+            </w:r>
+          </w:p>
+        </w:tc>
+      </w:tr>
+      <w:tr>
+        <w:tc>
+          <w:tcPr/>
+          <w:p>
+            <w:pPr>
+              <w:pStyle w:val="Compact"/>
+            </w:pPr>
+            <w:r>
+              <w:t xml:space="preserve">v_y</w:t>
+            </w:r>
+          </w:p>
+        </w:tc>
+        <w:tc>
+          <w:tcPr/>
+          <w:p>
+            <w:pPr>
+              <w:pStyle w:val="Compact"/>
+            </w:pPr>
+            <w:r>
+              <w:t xml:space="preserve">lateral closing rate, d(Δy)/dt</w:t>
+            </w:r>
+          </w:p>
+        </w:tc>
+        <w:tc>
+          <w:tcPr/>
+          <w:p>
+            <w:pPr>
+              <w:pStyle w:val="Compact"/>
+            </w:pPr>
+            <w:r>
+              <w:t xml:space="preserve">differentiated trace position (never the acceleration column)</w:t>
+            </w:r>
+          </w:p>
+        </w:tc>
+      </w:tr>
+      <w:tr>
+        <w:tc>
+          <w:tcPr/>
+          <w:p>
+            <w:pPr>
+              <w:pStyle w:val="Compact"/>
+            </w:pPr>
+            <w:r>
+              <w:t xml:space="preserve">gap</w:t>
+            </w:r>
+          </w:p>
+        </w:tc>
+        <w:tc>
+          <w:tcPr/>
+          <w:p>
+            <w:pPr>
+              <w:pStyle w:val="Compact"/>
+            </w:pPr>
+            <w:r>
+              <w:t xml:space="preserve">bumper-to-bumper longitudinal distance</w:t>
+            </w:r>
+          </w:p>
+        </w:tc>
+        <w:tc>
+          <w:tcPr/>
+          <w:p>
+            <w:pPr>
+              <w:pStyle w:val="Compact"/>
+            </w:pPr>
+            <w:r>
+              <w:t xml:space="preserve">x_tar − (L_ego + L_tar)/2</w:t>
+            </w:r>
+          </w:p>
+        </w:tc>
+      </w:tr>
+      <w:tr>
+        <w:tc>
+          <w:tcPr/>
+          <w:p>
+            <w:pPr>
+              <w:pStyle w:val="Compact"/>
+            </w:pPr>
+            <w:r>
+              <w:t xml:space="preserve">v_ego, v_tar</w:t>
+            </w:r>
+          </w:p>
+        </w:tc>
+        <w:tc>
+          <w:tcPr/>
+          <w:p>
+            <w:pPr>
+              <w:pStyle w:val="Compact"/>
+            </w:pPr>
+            <w:r>
+              <w:t xml:space="preserve">speeds</w:t>
+            </w:r>
+          </w:p>
+        </w:tc>
+        <w:tc>
+          <w:tcPr/>
+          <w:p>
+            <w:pPr>
+              <w:pStyle w:val="Compact"/>
+            </w:pPr>
+            <w:r>
+              <w:t xml:space="preserve">trace</w:t>
+            </w:r>
+            <w:r>
+              <w:t xml:space="preserve"> </w:t>
+            </w:r>
+            <w:r>
+              <w:rPr>
+                <w:rStyle w:val="VerbatimChar"/>
+              </w:rPr>
+              <w:t xml:space="preserve">Speed_mps</w:t>
+            </w:r>
+          </w:p>
+        </w:tc>
+      </w:tr>
+      <w:tr>
+        <w:tc>
+          <w:tcPr/>
+          <w:p>
+            <w:pPr>
+              <w:pStyle w:val="Compact"/>
+            </w:pPr>
+            <w:r>
+              <w:t xml:space="preserve">w_e</w:t>
+            </w:r>
+          </w:p>
+        </w:tc>
+        <w:tc>
+          <w:tcPr/>
+          <w:p>
+            <w:pPr>
+              <w:pStyle w:val="Compact"/>
+            </w:pPr>
+            <w:r>
+              <w:t xml:space="preserve">ego width</w:t>
+            </w:r>
+          </w:p>
+        </w:tc>
+        <w:tc>
+          <w:tcPr/>
+          <w:p>
+            <w:pPr>
+              <w:pStyle w:val="Compact"/>
+            </w:pPr>
+            <w:r>
+              <w:t xml:space="preserve">1.72 m (</w:t>
+            </w:r>
+            <w:r>
+              <w:rPr>
+                <w:rStyle w:val="VerbatimChar"/>
+              </w:rPr>
+              <w:t xml:space="preserve">BicycleParams</w:t>
+            </w:r>
+            <w:r>
+              <w:t xml:space="preserve">, the model’s vehicle)</w:t>
+            </w:r>
+          </w:p>
+        </w:tc>
+      </w:tr>
+      <w:tr>
+        <w:tc>
+          <w:tcPr/>
+          <w:p>
+            <w:pPr>
+              <w:pStyle w:val="Compact"/>
+            </w:pPr>
+            <w:r>
+              <w:t xml:space="preserve">w_o</w:t>
+            </w:r>
+          </w:p>
+        </w:tc>
+        <w:tc>
+          <w:tcPr/>
+          <w:p>
+            <w:pPr>
+              <w:pStyle w:val="Compact"/>
+            </w:pPr>
+            <w:r>
+              <w:t xml:space="preserve">target width</w:t>
+            </w:r>
+          </w:p>
+        </w:tc>
+        <w:tc>
+          <w:tcPr/>
+          <w:p>
+            <w:pPr>
+              <w:pStyle w:val="Compact"/>
+            </w:pPr>
+            <w:r>
+              <w:t xml:space="preserve">trace</w:t>
+            </w:r>
+            <w:r>
+              <w:t xml:space="preserve"> </w:t>
+            </w:r>
+            <w:r>
+              <w:rPr>
+                <w:rStyle w:val="VerbatimChar"/>
+              </w:rPr>
+              <w:t xml:space="preserve">Width_m</w:t>
+            </w:r>
+            <w:r>
+              <w:t xml:space="preserve">; trucks 2.55 m from</w:t>
+            </w:r>
+            <w:r>
+              <w:t xml:space="preserve"> </w:t>
+            </w:r>
+            <w:r>
+              <w:rPr>
+                <w:rStyle w:val="VerbatimChar"/>
+              </w:rPr>
+              <w:t xml:space="preserve">TRUCK_DIMS</w:t>
+            </w:r>
+            <w:r>
+              <w:t xml:space="preserve"> </w:t>
+            </w:r>
+            <w:r>
+              <w:t xml:space="preserve">(trace boxes broken)</w:t>
+            </w:r>
+          </w:p>
+        </w:tc>
+      </w:tr>
+      <w:tr>
+        <w:tc>
+          <w:tcPr/>
+          <w:p>
+            <w:pPr>
+              <w:pStyle w:val="Compact"/>
+            </w:pPr>
+            <w:r>
+              <w:t xml:space="preserve">L_ego</w:t>
+            </w:r>
+          </w:p>
+        </w:tc>
+        <w:tc>
+          <w:tcPr/>
+          <w:p>
+            <w:pPr>
+              <w:pStyle w:val="Compact"/>
+            </w:pPr>
+            <w:r>
+              <w:t xml:space="preserve">ego length</w:t>
+            </w:r>
+          </w:p>
+        </w:tc>
+        <w:tc>
+          <w:tcPr/>
+          <w:p>
+            <w:pPr>
+              <w:pStyle w:val="Compact"/>
+            </w:pPr>
+            <w:r>
+              <w:t xml:space="preserve">4.2 m (l_f + l_r)</w:t>
+            </w:r>
+          </w:p>
+        </w:tc>
+      </w:tr>
+      <w:tr>
+        <w:tc>
+          <w:tcPr/>
+          <w:p>
+            <w:pPr>
+              <w:pStyle w:val="Compact"/>
+            </w:pPr>
+            <w:r>
+              <w:t xml:space="preserve">onset</w:t>
+            </w:r>
+          </w:p>
+        </w:tc>
+        <w:tc>
+          <w:tcPr/>
+          <w:p>
+            <w:pPr>
+              <w:pStyle w:val="Compact"/>
+            </w:pPr>
+            <w:r>
+              <w:t xml:space="preserve">first lateral displacement &gt; 0.03 m</w:t>
+            </w:r>
+          </w:p>
+        </w:tc>
+        <w:tc>
+          <w:tcPr/>
+          <w:p>
+            <w:pPr>
+              <w:pStyle w:val="Compact"/>
+            </w:pPr>
+            <w:r>
+              <w:t xml:space="preserve">absolute threshold (the 2%-of-span rule fired late)</w:t>
+            </w:r>
+          </w:p>
+        </w:tc>
+      </w:tr>
+    </w:tbl>
+    <w:p>
+      <w:pPr>
+        <w:pStyle w:val="BodyText"/>
+      </w:pPr>
+      <w:r>
+        <w:rPr>
+          <w:b/>
+          <w:bCs/>
+        </w:rPr>
+        <w:t xml:space="preserve">The lane-entry weight (this note, section 3)</w:t>
+      </w:r>
+    </w:p>
+    <w:tbl>
+      <w:tblPr>
+        <w:tblStyle w:val="Table"/>
+        <w:tblW w:type="pct" w:w="5000"/>
+        <w:tblLayout w:type="fixed"/>
+        <w:tblLook w:firstRow="1" w:lastRow="0" w:firstColumn="0" w:lastColumn="0" w:noHBand="0" w:noVBand="0" w:val="0020"/>
+      </w:tblPr>
+      <w:tblGrid>
+        <w:gridCol w:w="2640"/>
+        <w:gridCol w:w="2640"/>
+        <w:gridCol w:w="2640"/>
+      </w:tblGrid>
+      <w:tr>
+        <w:trPr>
+          <w:tblHeader w:val="on"/>
+        </w:trPr>
+        <w:tc>
+          <w:tcPr/>
+          <w:p>
+            <w:pPr>
+              <w:pStyle w:val="Compact"/>
+            </w:pPr>
+            <w:r>
+              <w:t xml:space="preserve">symbol</w:t>
+            </w:r>
+          </w:p>
+        </w:tc>
+        <w:tc>
+          <w:tcPr/>
+          <w:p>
+            <w:pPr>
+              <w:pStyle w:val="Compact"/>
+            </w:pPr>
+            <w:r>
+              <w:t xml:space="preserve">meaning</w:t>
+            </w:r>
+          </w:p>
+        </w:tc>
+        <w:tc>
+          <w:tcPr/>
+          <w:p>
+            <w:pPr>
+              <w:pStyle w:val="Compact"/>
+            </w:pPr>
+            <w:r>
+              <w:t xml:space="preserve">value / source</w:t>
+            </w:r>
+          </w:p>
+        </w:tc>
+      </w:tr>
+      <w:tr>
+        <w:tc>
+          <w:tcPr/>
+          <w:p>
+            <w:pPr>
+              <w:pStyle w:val="Compact"/>
+            </w:pPr>
+            <w:r>
+              <w:t xml:space="preserve">1.15</w:t>
+            </w:r>
+          </w:p>
+        </w:tc>
+        <w:tc>
+          <w:tcPr/>
+          <w:p>
+            <w:pPr>
+              <w:pStyle w:val="Compact"/>
+            </w:pPr>
+            <w:r>
+              <w:t xml:space="preserve">collision-box inflation</w:t>
+            </w:r>
+          </w:p>
+        </w:tc>
+        <w:tc>
+          <w:tcPr/>
+          <w:p>
+            <w:pPr>
+              <w:pStyle w:val="Compact"/>
+            </w:pPr>
+            <w:r>
+              <w:t xml:space="preserve">released code, inherited unexamined</w:t>
+            </w:r>
+          </w:p>
+        </w:tc>
+      </w:tr>
+      <w:tr>
+        <w:tc>
+          <w:tcPr/>
+          <w:p>
+            <w:pPr>
+              <w:pStyle w:val="Compact"/>
+            </w:pPr>
+            <w:r>
+              <w:t xml:space="preserve">s</w:t>
+            </w:r>
+          </w:p>
+        </w:tc>
+        <w:tc>
+          <w:tcPr/>
+          <w:p>
+            <w:pPr>
+              <w:pStyle w:val="Compact"/>
+            </w:pPr>
+            <w:r>
+              <w:t xml:space="preserve">|Δy| at which lateral overlap begins</w:t>
+            </w:r>
+          </w:p>
+        </w:tc>
+        <w:tc>
+          <w:tcPr/>
+          <w:p>
+            <w:pPr>
+              <w:pStyle w:val="Compact"/>
+            </w:pPr>
+            <w:r>
+              <w:t xml:space="preserve">1.15 (w_e + w_o)/2, ≈ 2.0 m for two cars</w:t>
+            </w:r>
+          </w:p>
+        </w:tc>
+      </w:tr>
+      <w:tr>
+        <w:tc>
+          <w:tcPr/>
+          <w:p>
+            <w:pPr>
+              <w:pStyle w:val="Compact"/>
+            </w:pPr>
+            <w:r>
+              <w:t xml:space="preserve">τ_lon</w:t>
+            </w:r>
+          </w:p>
+        </w:tc>
+        <w:tc>
+          <w:tcPr/>
+          <w:p>
+            <w:pPr>
+              <w:pStyle w:val="Compact"/>
+            </w:pPr>
+            <w:r>
+              <w:t xml:space="preserve">longitudinal time-to-collision</w:t>
+            </w:r>
+          </w:p>
+        </w:tc>
+        <w:tc>
+          <w:tcPr/>
+          <w:p>
+            <w:pPr>
+              <w:pStyle w:val="Compact"/>
+            </w:pPr>
+            <w:r>
+              <w:t xml:space="preserve">gap / (v_ego − v_tar); ∞ when not closing</w:t>
+            </w:r>
+          </w:p>
+        </w:tc>
+      </w:tr>
+      <w:tr>
+        <w:tc>
+          <w:tcPr/>
+          <w:p>
+            <w:pPr>
+              <w:pStyle w:val="Compact"/>
+            </w:pPr>
+            <w:r>
+              <w:t xml:space="preserve">τ_lat</w:t>
+            </w:r>
+          </w:p>
+        </w:tc>
+        <w:tc>
+          <w:tcPr/>
+          <w:p>
+            <w:pPr>
+              <w:pStyle w:val="Compact"/>
+            </w:pPr>
+            <w:r>
+              <w:t xml:space="preserve">time until overlap begins</w:t>
+            </w:r>
+          </w:p>
+        </w:tc>
+        <w:tc>
+          <w:tcPr/>
+          <w:p>
+            <w:pPr>
+              <w:pStyle w:val="Compact"/>
+            </w:pPr>
+            <w:r>
+              <w:t xml:space="preserve">(|Δy| − s) / max(v_y toward lane, 0)</w:t>
+            </w:r>
+          </w:p>
+        </w:tc>
+      </w:tr>
+      <w:tr>
+        <w:tc>
+          <w:tcPr/>
+          <w:p>
+            <w:pPr>
+              <w:pStyle w:val="Compact"/>
+            </w:pPr>
+            <w:r>
+              <w:t xml:space="preserve">|Δy|_pred</w:t>
+            </w:r>
+          </w:p>
+        </w:tc>
+        <w:tc>
+          <w:tcPr/>
+          <w:p>
+            <w:pPr>
+              <w:pStyle w:val="Compact"/>
+            </w:pPr>
+            <w:r>
+              <w:t xml:space="preserve">predicted offset at closure</w:t>
+            </w:r>
+          </w:p>
+        </w:tc>
+        <w:tc>
+          <w:tcPr/>
+          <w:p>
+            <w:pPr>
+              <w:pStyle w:val="Compact"/>
+            </w:pPr>
+            <w:r>
+              <w:t xml:space="preserve">max(|Δy| − v_y τ_lon, 0), clamped at centering</w:t>
+            </w:r>
+          </w:p>
+        </w:tc>
+      </w:tr>
+      <w:tr>
+        <w:tc>
+          <w:tcPr/>
+          <w:p>
+            <w:pPr>
+              <w:pStyle w:val="Compact"/>
+            </w:pPr>
+            <w:r>
+              <w:t xml:space="preserve">P_lane</w:t>
+            </w:r>
+          </w:p>
+        </w:tc>
+        <w:tc>
+          <w:tcPr/>
+          <w:p>
+            <w:pPr>
+              <w:pStyle w:val="Compact"/>
+            </w:pPr>
+            <w:r>
+              <w:t xml:space="preserve">applicability of the conflict geometry</w:t>
+            </w:r>
+          </w:p>
+        </w:tc>
+        <w:tc>
+          <w:tcPr/>
+          <w:p>
+            <w:pPr>
+              <w:pStyle w:val="Compact"/>
+            </w:pPr>
+            <w:r>
+              <w:t xml:space="preserve">clip((s − |Δy|_pred)/(1.15 min(w_e, w_o)), 0, 1)</w:t>
+            </w:r>
+          </w:p>
+        </w:tc>
+      </w:tr>
+    </w:tbl>
+    <w:p>
+      <w:pPr>
+        <w:pStyle w:val="BodyText"/>
+      </w:pPr>
+      <w:r>
+        <w:rPr>
+          <w:b/>
+          <w:bCs/>
+        </w:rPr>
+        <w:t xml:space="preserve">The safety counterfactual (SI Eq. 51 conventions; the</w:t>
+      </w:r>
+      <w:r>
+        <w:rPr>
+          <w:b/>
+          <w:bCs/>
+        </w:rPr>
+        <w:t xml:space="preserve"> </w:t>
+      </w:r>
+      <w:r>
+        <w:rPr>
+          <w:b/>
+          <w:bCs/>
+        </w:rPr>
+        <w:t xml:space="preserve">“stated conventions”</w:t>
+      </w:r>
+      <w:r>
+        <w:rPr>
+          <w:b/>
+          <w:bCs/>
+        </w:rPr>
+        <w:t xml:space="preserve"> </w:t>
+      </w:r>
+      <w:r>
+        <w:rPr>
+          <w:b/>
+          <w:bCs/>
+        </w:rPr>
+        <w:t xml:space="preserve">of the</w:t>
+      </w:r>
+      <w:r>
+        <w:rPr>
+          <w:b/>
+          <w:bCs/>
+        </w:rPr>
+        <w:t xml:space="preserve"> </w:t>
+      </w:r>
+      <w:r>
+        <w:rPr>
+          <w:b/>
+          <w:bCs/>
+        </w:rPr>
+        <w:t xml:space="preserve">project’s standing warning)</w:t>
+      </w:r>
+    </w:p>
+    <w:tbl>
+      <w:tblPr>
+        <w:tblStyle w:val="Table"/>
+        <w:tblW w:type="pct" w:w="5000"/>
+        <w:tblLayout w:type="fixed"/>
+        <w:tblLook w:firstRow="1" w:lastRow="0" w:firstColumn="0" w:lastColumn="0" w:noHBand="0" w:noVBand="0" w:val="0020"/>
+      </w:tblPr>
+      <w:tblGrid>
+        <w:gridCol w:w="2640"/>
+        <w:gridCol w:w="2640"/>
+        <w:gridCol w:w="2640"/>
+      </w:tblGrid>
+      <w:tr>
+        <w:trPr>
+          <w:tblHeader w:val="on"/>
+        </w:trPr>
+        <w:tc>
+          <w:tcPr/>
+          <w:p>
+            <w:pPr>
+              <w:pStyle w:val="Compact"/>
+            </w:pPr>
+            <w:r>
+              <w:t xml:space="preserve">symbol</w:t>
+            </w:r>
+          </w:p>
+        </w:tc>
+        <w:tc>
+          <w:tcPr/>
+          <w:p>
+            <w:pPr>
+              <w:pStyle w:val="Compact"/>
+            </w:pPr>
+            <w:r>
+              <w:t xml:space="preserve">meaning</w:t>
+            </w:r>
+          </w:p>
+        </w:tc>
+        <w:tc>
+          <w:tcPr/>
+          <w:p>
+            <w:pPr>
+              <w:pStyle w:val="Compact"/>
+            </w:pPr>
+            <w:r>
+              <w:t xml:space="preserve">value / source</w:t>
+            </w:r>
+          </w:p>
+        </w:tc>
+      </w:tr>
+      <w:tr>
+        <w:tc>
+          <w:tcPr/>
+          <w:p>
+            <w:pPr>
+              <w:pStyle w:val="Compact"/>
+            </w:pPr>
+            <w:r>
+              <w:t xml:space="preserve">a_OV,min</w:t>
+            </w:r>
+          </w:p>
+        </w:tc>
+        <w:tc>
+          <w:tcPr/>
+          <w:p>
+            <w:pPr>
+              <w:pStyle w:val="Compact"/>
+            </w:pPr>
+            <w:r>
+              <w:t xml:space="preserve">assumed worst-case lead deceleration</w:t>
+            </w:r>
+          </w:p>
+        </w:tc>
+        <w:tc>
+          <w:tcPr/>
+          <w:p>
+            <w:pPr>
+              <w:pStyle w:val="Compact"/>
+            </w:pPr>
+            <w:r>
+              <w:t xml:space="preserve">−6 m/s² (authors’ calibration; assumption, not measurement)</w:t>
+            </w:r>
+          </w:p>
+        </w:tc>
+      </w:tr>
+      <w:tr>
+        <w:tc>
+          <w:tcPr/>
+          <w:p>
+            <w:pPr>
+              <w:pStyle w:val="Compact"/>
+            </w:pPr>
+            <w:r>
+              <w:t xml:space="preserve">t_react</w:t>
+            </w:r>
+          </w:p>
+        </w:tc>
+        <w:tc>
+          <w:tcPr/>
+          <w:p>
+            <w:pPr>
+              <w:pStyle w:val="Compact"/>
+            </w:pPr>
+            <w:r>
+              <w:t xml:space="preserve">reaction budget in the counterfactual</w:t>
+            </w:r>
+          </w:p>
+        </w:tc>
+        <w:tc>
+          <w:tcPr/>
+          <w:p>
+            <w:pPr>
+              <w:pStyle w:val="Compact"/>
+            </w:pPr>
+            <w:r>
+              <w:t xml:space="preserve">1.0 s (authors’)</w:t>
+            </w:r>
+          </w:p>
+        </w:tc>
+      </w:tr>
+      <w:tr>
+        <w:tc>
+          <w:tcPr/>
+          <w:p>
+            <w:pPr>
+              <w:pStyle w:val="Compact"/>
+            </w:pPr>
+            <w:r>
+              <w:t xml:space="preserve">a_max</w:t>
+            </w:r>
+          </w:p>
+        </w:tc>
+        <w:tc>
+          <w:tcPr/>
+          <w:p>
+            <w:pPr>
+              <w:pStyle w:val="Compact"/>
+            </w:pPr>
+            <w:r>
+              <w:t xml:space="preserve">ego braking capability</w:t>
+            </w:r>
+          </w:p>
+        </w:tc>
+        <w:tc>
+          <w:tcPr/>
+          <w:p>
+            <w:pPr>
+              <w:pStyle w:val="Compact"/>
+            </w:pPr>
+            <w:r>
+              <w:t xml:space="preserve">8 m/s² (authors’); the dread axis — a_allowed &lt; a_max gives the comfort family</w:t>
+            </w:r>
+          </w:p>
+        </w:tc>
+      </w:tr>
+      <w:tr>
+        <w:tc>
+          <w:tcPr/>
+          <w:p>
+            <w:pPr>
+              <w:pStyle w:val="Compact"/>
+            </w:pPr>
+            <w:r>
+              <w:t xml:space="preserve">v_react, d_avail</w:t>
+            </w:r>
+          </w:p>
+        </w:tc>
+        <w:tc>
+          <w:tcPr/>
+          <w:p>
+            <w:pPr>
+              <w:pStyle w:val="Compact"/>
+            </w:pPr>
+            <w:r>
+              <w:t xml:space="preserve">speed after reacting; distance then available</w:t>
+            </w:r>
+          </w:p>
+        </w:tc>
+        <w:tc>
+          <w:tcPr/>
+          <w:p>
+            <w:pPr>
+              <w:pStyle w:val="Compact"/>
+            </w:pPr>
+            <w:r>
+              <w:t xml:space="preserve">Eq. 51 as released</w:t>
+            </w:r>
+          </w:p>
+        </w:tc>
+      </w:tr>
+      <w:tr>
+        <w:tc>
+          <w:tcPr/>
+          <w:p>
+            <w:pPr>
+              <w:pStyle w:val="Compact"/>
+            </w:pPr>
+            <w:r>
+              <w:t xml:space="preserve">Δv_resid</w:t>
+            </w:r>
+          </w:p>
+        </w:tc>
+        <w:tc>
+          <w:tcPr/>
+          <w:p>
+            <w:pPr>
+              <w:pStyle w:val="Compact"/>
+            </w:pPr>
+            <w:r>
+              <w:t xml:space="preserve">residual impact speed under maximal braking</w:t>
+            </w:r>
+          </w:p>
+        </w:tc>
+        <w:tc>
+          <w:tcPr/>
+          <w:p>
+            <w:pPr>
+              <w:pStyle w:val="Compact"/>
+            </w:pPr>
+            <w:r>
+              <w:t xml:space="preserve">√max(0, v_react² − 2 a_max d_avail)</w:t>
+            </w:r>
+          </w:p>
+        </w:tc>
+      </w:tr>
+      <w:tr>
+        <w:tc>
+          <w:tcPr/>
+          <w:p>
+            <w:pPr>
+              <w:pStyle w:val="Compact"/>
+            </w:pPr>
+            <w:r>
+              <w:t xml:space="preserve">g_C</w:t>
+            </w:r>
+          </w:p>
+        </w:tc>
+        <w:tc>
+          <w:tcPr/>
+          <w:p>
+            <w:pPr>
+              <w:pStyle w:val="Compact"/>
+            </w:pPr>
+            <w:r>
+              <w:t xml:space="preserve">collision cost</w:t>
+            </w:r>
+          </w:p>
+        </w:tc>
+        <w:tc>
+          <w:tcPr/>
+          <w:p>
+            <w:pPr>
+              <w:pStyle w:val="Compact"/>
+            </w:pPr>
+            <w:r>
+              <w:t xml:space="preserve">−10 000 (authors’); safety magnitude is P_lane · 0.5 g_C · 0.8 Δv_resid/10</w:t>
+            </w:r>
+          </w:p>
+        </w:tc>
+      </w:tr>
+    </w:tbl>
+    <w:p>
+      <w:pPr>
+        <w:pStyle w:val="BodyText"/>
+      </w:pPr>
+      <w:r>
+        <w:rPr>
+          <w:b/>
+          <w:bCs/>
+        </w:rPr>
+        <w:t xml:space="preserve">The remaining preference terms</w:t>
+      </w:r>
+    </w:p>
+    <w:tbl>
+      <w:tblPr>
+        <w:tblStyle w:val="Table"/>
+        <w:tblW w:type="pct" w:w="5000"/>
+        <w:tblLayout w:type="fixed"/>
+        <w:tblLook w:firstRow="1" w:lastRow="0" w:firstColumn="0" w:lastColumn="0" w:noHBand="0" w:noVBand="0" w:val="0020"/>
+      </w:tblPr>
+      <w:tblGrid>
+        <w:gridCol w:w="2640"/>
+        <w:gridCol w:w="2640"/>
+        <w:gridCol w:w="2640"/>
+      </w:tblGrid>
+      <w:tr>
+        <w:trPr>
+          <w:tblHeader w:val="on"/>
+        </w:trPr>
+        <w:tc>
+          <w:tcPr/>
+          <w:p>
+            <w:pPr>
+              <w:pStyle w:val="Compact"/>
+            </w:pPr>
+            <w:r>
+              <w:t xml:space="preserve">symbol</w:t>
+            </w:r>
+          </w:p>
+        </w:tc>
+        <w:tc>
+          <w:tcPr/>
+          <w:p>
+            <w:pPr>
+              <w:pStyle w:val="Compact"/>
+            </w:pPr>
+            <w:r>
+              <w:t xml:space="preserve">meaning</w:t>
+            </w:r>
+          </w:p>
+        </w:tc>
+        <w:tc>
+          <w:tcPr/>
+          <w:p>
+            <w:pPr>
+              <w:pStyle w:val="Compact"/>
+            </w:pPr>
+            <w:r>
+              <w:t xml:space="preserve">value / source</w:t>
+            </w:r>
+          </w:p>
+        </w:tc>
+      </w:tr>
+      <w:tr>
+        <w:tc>
+          <w:tcPr/>
+          <w:p>
+            <w:pPr>
+              <w:pStyle w:val="Compact"/>
+            </w:pPr>
+            <w:r>
+              <w:t xml:space="preserve">v_desired</w:t>
+            </w:r>
+          </w:p>
+        </w:tc>
+        <w:tc>
+          <w:tcPr/>
+          <w:p>
+            <w:pPr>
+              <w:pStyle w:val="Compact"/>
+            </w:pPr>
+            <w:r>
+              <w:t xml:space="preserve">desired speed</w:t>
+            </w:r>
+          </w:p>
+        </w:tc>
+        <w:tc>
+          <w:tcPr/>
+          <w:p>
+            <w:pPr>
+              <w:pStyle w:val="Compact"/>
+            </w:pPr>
+            <w:r>
+              <w:t xml:space="preserve">the clip’s median ego speed (staging, as the released scenarios stage</w:t>
+            </w:r>
+            <w:r>
+              <w:t xml:space="preserve"> </w:t>
+            </w:r>
+            <w:r>
+              <w:rPr>
+                <w:rStyle w:val="VerbatimChar"/>
+              </w:rPr>
+              <w:t xml:space="preserve">v_ego_des</w:t>
+            </w:r>
+            <w:r>
+              <w:t xml:space="preserve">)</w:t>
+            </w:r>
+          </w:p>
+        </w:tc>
+      </w:tr>
+      <w:tr>
+        <w:tc>
+          <w:tcPr/>
+          <w:p>
+            <w:pPr>
+              <w:pStyle w:val="Compact"/>
+            </w:pPr>
+            <w:r>
+              <w:t xml:space="preserve">σ_v</w:t>
+            </w:r>
+          </w:p>
+        </w:tc>
+        <w:tc>
+          <w:tcPr/>
+          <w:p>
+            <w:pPr>
+              <w:pStyle w:val="Compact"/>
+            </w:pPr>
+            <w:r>
+              <w:t xml:space="preserve">speed-preference width</w:t>
+            </w:r>
+          </w:p>
+        </w:tc>
+        <w:tc>
+          <w:tcPr/>
+          <w:p>
+            <w:pPr>
+              <w:pStyle w:val="Compact"/>
+            </w:pPr>
+            <w:r>
+              <w:t xml:space="preserve">0.5 m/s (authors’)</w:t>
+            </w:r>
+          </w:p>
+        </w:tc>
+      </w:tr>
+      <w:tr>
+        <w:tc>
+          <w:tcPr/>
+          <w:p>
+            <w:pPr>
+              <w:pStyle w:val="Compact"/>
+            </w:pPr>
+            <w:r>
+              <w:t xml:space="preserve">τ⁻¹ preference</w:t>
+            </w:r>
+          </w:p>
+        </w:tc>
+        <w:tc>
+          <w:tcPr/>
+          <w:p>
+            <w:pPr>
+              <w:pStyle w:val="Compact"/>
+            </w:pPr>
+            <w:r>
+              <w:t xml:space="preserve">one-sided Gaussian on inverse tau</w:t>
+            </w:r>
+          </w:p>
+        </w:tc>
+        <w:tc>
+          <w:tcPr/>
+          <w:p>
+            <w:pPr>
+              <w:pStyle w:val="Compact"/>
+            </w:pPr>
+            <w:r>
+              <w:t xml:space="preserve">μ = 0.2 s⁻¹, σ = 0.125 s⁻¹ (authors’); multiplied by P_lane</w:t>
+            </w:r>
+          </w:p>
+        </w:tc>
+      </w:tr>
+      <w:tr>
+        <w:tc>
+          <w:tcPr/>
+          <w:p>
+            <w:pPr>
+              <w:pStyle w:val="Compact"/>
+            </w:pPr>
+            <w:r>
+              <w:t xml:space="preserve">lane width</w:t>
+            </w:r>
+          </w:p>
+        </w:tc>
+        <w:tc>
+          <w:tcPr/>
+          <w:p>
+            <w:pPr>
+              <w:pStyle w:val="Compact"/>
+            </w:pPr>
+            <w:r>
+              <w:t xml:space="preserve">study road geometry</w:t>
+            </w:r>
+          </w:p>
+        </w:tc>
+        <w:tc>
+          <w:tcPr/>
+          <w:p>
+            <w:pPr>
+              <w:pStyle w:val="Compact"/>
+            </w:pPr>
+            <w:r>
+              <w:t xml:space="preserve">3.5 m (trace lane centres)</w:t>
+            </w:r>
+          </w:p>
+        </w:tc>
+      </w:tr>
+      <w:tr>
+        <w:tc>
+          <w:tcPr/>
+          <w:p>
+            <w:pPr>
+              <w:pStyle w:val="Compact"/>
+            </w:pPr>
+            <w:r>
+              <w:t xml:space="preserve">w_sd_model</w:t>
+            </w:r>
+          </w:p>
+        </w:tc>
+        <w:tc>
+          <w:tcPr/>
+          <w:p>
+            <w:pPr>
+              <w:pStyle w:val="Compact"/>
+            </w:pPr>
+            <w:r>
+              <w:t xml:space="preserve">assumed steering variability of the other vehicle</w:t>
+            </w:r>
+          </w:p>
+        </w:tc>
+        <w:tc>
+          <w:tcPr/>
+          <w:p>
+            <w:pPr>
+              <w:pStyle w:val="Compact"/>
+            </w:pPr>
+            <w:r>
+              <w:t xml:space="preserve">0.4575 (lateral scenarios); relevant to closed-loop</w:t>
+            </w:r>
+            <w:r>
+              <w:t xml:space="preserve"> </w:t>
+            </w:r>
+            <w:r>
+              <w:rPr>
+                <w:i/>
+                <w:iCs/>
+              </w:rPr>
+              <w:t xml:space="preserve">prediction</w:t>
+            </w:r>
+            <w:r>
+              <w:t xml:space="preserve"> </w:t>
+            </w:r>
+            <w:r>
+              <w:t xml:space="preserve">only — the pointwise field does not use it</w:t>
+            </w:r>
+          </w:p>
+        </w:tc>
+      </w:tr>
+    </w:tbl>
+    <w:bookmarkEnd w:id="19"/>
+    <w:bookmarkStart w:id="20" w:name="Xa22e178eed60d3d2f1885bdcf86acbd3e71f43f"/>
+    <w:p>
+      <w:pPr>
+        <w:pStyle w:val="Heading2"/>
+      </w:pPr>
+      <w:r>
+        <w:t xml:space="preserve">8 Remaining freedoms, stated so they are not mistaken for settled</w:t>
       </w:r>
     </w:p>
     <w:p>
@@ -2466,8 +3919,8 @@
         <w:t xml:space="preserve">should not be conflated with it.</w:t>
       </w:r>
     </w:p>
-    <w:bookmarkEnd w:id="16"/>
-    <w:bookmarkEnd w:id="17"/>
+    <w:bookmarkEnd w:id="20"/>
+    <w:bookmarkEnd w:id="21"/>
     <w:sectPr>
       <w:footnotePr>
         <w:numRestart w:val="eachSect"/>

--- a/docs/lane_entry_note.docx
+++ b/docs/lane_entry_note.docx
@@ -2,7 +2,7 @@
 <file path=word/document.xml><?xml version="1.0" encoding="utf-8"?>
 <w:document xmlns:w="http://schemas.openxmlformats.org/wordprocessingml/2006/main" xmlns:m="http://schemas.openxmlformats.org/officeDocument/2006/math" xmlns:r="http://schemas.openxmlformats.org/officeDocument/2006/relationships" xmlns:o="urn:schemas-microsoft-com:office:office" xmlns:v="urn:schemas-microsoft-com:vml" xmlns:w10="urn:schemas-microsoft-com:office:word" xmlns:a="http://schemas.openxmlformats.org/drawingml/2006/main" xmlns:pic="http://schemas.openxmlformats.org/drawingml/2006/picture" xmlns:wp="http://schemas.openxmlformats.org/drawingml/2006/wordprocessingDrawing">
   <w:body>
-    <w:bookmarkStart w:id="21" w:name="Xee0a2caaf482bb2e12c29e1af6f7e3d06d02622"/>
+    <w:bookmarkStart w:id="19" w:name="Xee0a2caaf482bb2e12c29e1af6f7e3d06d02622"/>
     <w:p>
       <w:pPr>
         <w:pStyle w:val="Heading1"/>
@@ -2288,7 +2288,7 @@
       </w:r>
     </w:p>
     <w:bookmarkEnd w:id="15"/>
-    <w:bookmarkStart w:id="19" w:name="X37e9f069cbc21923858c24f5b45e155742df4f2"/>
+    <w:bookmarkStart w:id="16" w:name="X37e9f069cbc21923858c24f5b45e155742df4f2"/>
     <w:p>
       <w:pPr>
         <w:pStyle w:val="Heading2"/>
@@ -2327,53 +2327,31 @@
         <w:t xml:space="preserve">quantity in the whole pipeline is the later per-driver boundary level c.</w:t>
       </w:r>
     </w:p>
-    <w:p>
-      <w:pPr>
-        <w:pStyle w:val="CaptionedFigure"/>
-      </w:pPr>
-      <w:r>
-        <w:drawing>
-          <wp:inline>
-            <wp:extent cx="5334000" cy="4504266"/>
-            <wp:effectExtent b="0" l="0" r="0" t="0"/>
-            <wp:docPr descr="Cut-in geometry and the lane-entry quantities" title="" id="17" name="Picture"/>
-            <a:graphic>
-              <a:graphicData uri="http://schemas.openxmlformats.org/drawingml/2006/picture">
-                <pic:pic>
-                  <pic:nvPicPr>
-                    <pic:cNvPr descr="czb_figures/cutin_parameters.png" id="18" name="Picture"/>
-                    <pic:cNvPicPr>
-                      <a:picLocks noChangeArrowheads="1" noChangeAspect="1"/>
-                    </pic:cNvPicPr>
-                  </pic:nvPicPr>
-                  <pic:blipFill>
-                    <a:blip r:embed="rId16"/>
-                    <a:stretch>
-                      <a:fillRect/>
-                    </a:stretch>
-                  </pic:blipFill>
-                  <pic:spPr bwMode="auto">
-                    <a:xfrm>
-                      <a:off x="0" y="0"/>
-                      <a:ext cx="5334000" cy="4504266"/>
-                    </a:xfrm>
-                    <a:prstGeom prst="rect">
-                      <a:avLst/>
-                    </a:prstGeom>
-                    <a:noFill/>
-                    <a:ln w="9525">
-                      <a:noFill/>
-                      <a:headEnd/>
-                      <a:tailEnd/>
-                    </a:ln>
-                  </pic:spPr>
-                </pic:pic>
-              </a:graphicData>
-            </a:graphic>
-          </wp:inline>
-        </w:drawing>
-      </w:r>
-    </w:p>
+    <w:tbl>
+      <w:tblPr>
+        <w:tblStyle w:val="FigureTable"/>
+        <w:tblW w:type="auto" w:w="0"/>
+        <w:jc w:val="center"/>
+        <w:tblLook w:firstRow="0" w:lastRow="0" w:firstColumn="0" w:lastColumn="0"/>
+      </w:tblPr>
+      <w:tblGrid>
+        <w:gridCol w:w="7920"/>
+      </w:tblGrid>
+      <w:tr>
+        <w:tc>
+          <w:tcPr/>
+          <w:p>
+            <w:pPr>
+              <w:pStyle w:val="Compact"/>
+              <w:jc w:val="center"/>
+            </w:pPr>
+            <w:r>
+              <w:t xml:space="preserve">Cut-in geometry and the lane-entry quantities</w:t>
+            </w:r>
+          </w:p>
+        </w:tc>
+      </w:tr>
+    </w:tbl>
     <w:p>
       <w:pPr>
         <w:pStyle w:val="ImageCaption"/>
@@ -3740,8 +3718,8 @@
         </w:tc>
       </w:tr>
     </w:tbl>
-    <w:bookmarkEnd w:id="19"/>
-    <w:bookmarkStart w:id="20" w:name="Xa22e178eed60d3d2f1885bdcf86acbd3e71f43f"/>
+    <w:bookmarkEnd w:id="16"/>
+    <w:bookmarkStart w:id="17" w:name="Xa22e178eed60d3d2f1885bdcf86acbd3e71f43f"/>
     <w:p>
       <w:pPr>
         <w:pStyle w:val="Heading2"/>
@@ -3919,8 +3897,630 @@
         <w:t xml:space="preserve">should not be conflated with it.</w:t>
       </w:r>
     </w:p>
-    <w:bookmarkEnd w:id="20"/>
-    <w:bookmarkEnd w:id="21"/>
+    <w:bookmarkEnd w:id="17"/>
+    <w:bookmarkStart w:id="18" w:name="Xae98a9b3592fe78f87fdc8e38cb0f3ae8d86c13"/>
+    <w:p>
+      <w:pPr>
+        <w:pStyle w:val="Heading2"/>
+      </w:pPr>
+      <w:r>
+        <w:t xml:space="preserve">6 The ramp’s shape: linear or S-curve? (added 2026-08-28)</w:t>
+      </w:r>
+    </w:p>
+    <w:p>
+      <w:pPr>
+        <w:pStyle w:val="FirstParagraph"/>
+      </w:pPr>
+      <w:r>
+        <w:t xml:space="preserve">Jonas proposed that the ramp from no overlap to full overlap should be a sigmoid rather</w:t>
+      </w:r>
+      <w:r>
+        <w:t xml:space="preserve"> </w:t>
+      </w:r>
+      <w:r>
+        <w:t xml:space="preserve">than the linear form above: a sliver of predicted overlap does not yet feel like a</w:t>
+      </w:r>
+      <w:r>
+        <w:t xml:space="preserve"> </w:t>
+      </w:r>
+      <w:r>
+        <w:t xml:space="preserve">rear-end conflict, but once the overlap is established the situation becomes one</w:t>
+      </w:r>
+      <w:r>
+        <w:t xml:space="preserve"> </w:t>
+      </w:r>
+      <w:r>
+        <w:t xml:space="preserve">relatively quickly. The argument is behavioral rather than geometric, and it is</w:t>
+      </w:r>
+      <w:r>
+        <w:t xml:space="preserve"> </w:t>
+      </w:r>
+      <w:r>
+        <w:t xml:space="preserve">testable, so it was implemented as a nested one-parameter family rather than adopted.</w:t>
+      </w:r>
+    </w:p>
+    <w:p>
+      <w:pPr>
+        <w:pStyle w:val="BodyText"/>
+      </w:pPr>
+      <w:r>
+        <w:rPr>
+          <w:rStyle w:val="VerbatimChar"/>
+        </w:rPr>
+        <w:t xml:space="preserve">aidriver.preferences.lane_entry_shape(u, k)</w:t>
+      </w:r>
+      <w:r>
+        <w:t xml:space="preserve"> </w:t>
+      </w:r>
+      <w:r>
+        <w:t xml:space="preserve">remaps the overlap fraction by a</w:t>
+      </w:r>
+      <w:r>
+        <w:t xml:space="preserve"> </w:t>
+      </w:r>
+      <w:r>
+        <w:t xml:space="preserve">normalized logistic with three properties that matter:</w:t>
+      </w:r>
+    </w:p>
+    <w:p>
+      <w:pPr>
+        <w:pStyle w:val="Compact"/>
+        <w:numPr>
+          <w:ilvl w:val="0"/>
+          <w:numId w:val="1006"/>
+        </w:numPr>
+      </w:pPr>
+      <w:r>
+        <w:rPr>
+          <w:b/>
+          <w:bCs/>
+        </w:rPr>
+        <w:t xml:space="preserve">g(0) = 0 and g(1) = 1 exactly, for every k.</w:t>
+      </w:r>
+      <w:r>
+        <w:t xml:space="preserve"> </w:t>
+      </w:r>
+      <w:r>
+        <w:t xml:space="preserve">The released-limit identities of</w:t>
+      </w:r>
+      <w:r>
+        <w:t xml:space="preserve"> </w:t>
+      </w:r>
+      <w:r>
+        <w:t xml:space="preserve">section 3 are what make the continuous form a refinement rather than a different</w:t>
+      </w:r>
+      <w:r>
+        <w:t xml:space="preserve"> </w:t>
+      </w:r>
+      <w:r>
+        <w:t xml:space="preserve">model, and a bare logistic — which only approaches its asymptotes — would break both.</w:t>
+      </w:r>
+    </w:p>
+    <w:p>
+      <w:pPr>
+        <w:pStyle w:val="Compact"/>
+        <w:numPr>
+          <w:ilvl w:val="0"/>
+          <w:numId w:val="1006"/>
+        </w:numPr>
+      </w:pPr>
+      <w:r>
+        <w:rPr>
+          <w:b/>
+          <w:bCs/>
+        </w:rPr>
+        <w:t xml:space="preserve">g(u; 0) = u.</w:t>
+      </w:r>
+      <w:r>
+        <w:t xml:space="preserve"> </w:t>
+      </w:r>
+      <w:r>
+        <w:t xml:space="preserve">The published linear ramp is nested at k = 0, so the proposal is a</w:t>
+      </w:r>
+      <w:r>
+        <w:t xml:space="preserve"> </w:t>
+      </w:r>
+      <w:r>
+        <w:t xml:space="preserve">statement about one number, and</w:t>
+      </w:r>
+      <w:r>
+        <w:t xml:space="preserve"> </w:t>
+      </w:r>
+      <w:r>
+        <w:rPr>
+          <w:rStyle w:val="VerbatimChar"/>
+        </w:rPr>
+        <w:t xml:space="preserve">lane_entry_shape_k</w:t>
+      </w:r>
+      <w:r>
+        <w:t xml:space="preserve"> </w:t>
+      </w:r>
+      <w:r>
+        <w:t xml:space="preserve">defaults to 0: every number</w:t>
+      </w:r>
+      <w:r>
+        <w:t xml:space="preserve"> </w:t>
+      </w:r>
+      <w:r>
+        <w:t xml:space="preserve">published before this date is untouched.</w:t>
+      </w:r>
+    </w:p>
+    <w:p>
+      <w:pPr>
+        <w:pStyle w:val="Compact"/>
+        <w:numPr>
+          <w:ilvl w:val="0"/>
+          <w:numId w:val="1006"/>
+        </w:numPr>
+      </w:pPr>
+      <w:r>
+        <w:rPr>
+          <w:b/>
+          <w:bCs/>
+        </w:rPr>
+        <w:t xml:space="preserve">Negative k is the functional inverse of positive k</w:t>
+      </w:r>
+      <w:r>
+        <w:t xml:space="preserve">, not a duplicate of it. Worth</w:t>
+      </w:r>
+      <w:r>
+        <w:t xml:space="preserve"> </w:t>
+      </w:r>
+      <w:r>
+        <w:t xml:space="preserve">stating because the obvious construction is even in k and silently makes the two the</w:t>
+      </w:r>
+      <w:r>
+        <w:t xml:space="preserve"> </w:t>
+      </w:r>
+      <w:r>
+        <w:t xml:space="preserve">same curve; the property test checks it.</w:t>
+      </w:r>
+    </w:p>
+    <w:p>
+      <w:pPr>
+        <w:pStyle w:val="FirstParagraph"/>
+      </w:pPr>
+      <w:r>
+        <w:t xml:space="preserve">Swept on the 18-cell Random cut-in surface with the stage-0 probit refitted at each k</w:t>
+      </w:r>
+      <w:r>
+        <w:t xml:space="preserve"> </w:t>
+      </w:r>
+      <w:r>
+        <w:t xml:space="preserve">(</w:t>
+      </w:r>
+      <w:r>
+        <w:rPr>
+          <w:rStyle w:val="VerbatimChar"/>
+        </w:rPr>
+        <w:t xml:space="preserve">replication/czb/lane_entry_shape_check.py</w:t>
+      </w:r>
+      <w:r>
+        <w:t xml:space="preserve">):</w:t>
+      </w:r>
+    </w:p>
+    <w:tbl>
+      <w:tblPr>
+        <w:tblStyle w:val="Table"/>
+        <w:tblW w:type="pct" w:w="5000"/>
+        <w:tblLayout w:type="fixed"/>
+        <w:tblLook w:firstRow="1" w:lastRow="0" w:firstColumn="0" w:lastColumn="0" w:noHBand="0" w:noVBand="0" w:val="0020"/>
+      </w:tblPr>
+      <w:tblGrid>
+        <w:gridCol w:w="792"/>
+        <w:gridCol w:w="792"/>
+        <w:gridCol w:w="792"/>
+        <w:gridCol w:w="792"/>
+        <w:gridCol w:w="792"/>
+        <w:gridCol w:w="792"/>
+        <w:gridCol w:w="792"/>
+        <w:gridCol w:w="792"/>
+        <w:gridCol w:w="792"/>
+        <w:gridCol w:w="792"/>
+      </w:tblGrid>
+      <w:tr>
+        <w:trPr>
+          <w:tblHeader w:val="on"/>
+        </w:trPr>
+        <w:tc>
+          <w:tcPr/>
+          <w:p>
+            <w:pPr>
+              <w:pStyle w:val="Compact"/>
+            </w:pPr>
+            <w:r>
+              <w:t xml:space="preserve">k</w:t>
+            </w:r>
+          </w:p>
+        </w:tc>
+        <w:tc>
+          <w:tcPr/>
+          <w:p>
+            <w:pPr>
+              <w:pStyle w:val="Compact"/>
+            </w:pPr>
+            <w:r>
+              <w:t xml:space="preserve">0 (linear)</w:t>
+            </w:r>
+          </w:p>
+        </w:tc>
+        <w:tc>
+          <w:tcPr/>
+          <w:p>
+            <w:pPr>
+              <w:pStyle w:val="Compact"/>
+            </w:pPr>
+            <w:r>
+              <w:t xml:space="preserve">+6</w:t>
+            </w:r>
+          </w:p>
+        </w:tc>
+        <w:tc>
+          <w:tcPr/>
+          <w:p>
+            <w:pPr>
+              <w:pStyle w:val="Compact"/>
+            </w:pPr>
+            <w:r>
+              <w:t xml:space="preserve">+8</w:t>
+            </w:r>
+          </w:p>
+        </w:tc>
+        <w:tc>
+          <w:tcPr/>
+          <w:p>
+            <w:pPr>
+              <w:pStyle w:val="Compact"/>
+            </w:pPr>
+            <w:r>
+              <w:rPr>
+                <w:b/>
+                <w:bCs/>
+              </w:rPr>
+              <w:t xml:space="preserve">+12</w:t>
+            </w:r>
+          </w:p>
+        </w:tc>
+        <w:tc>
+          <w:tcPr/>
+          <w:p>
+            <w:pPr>
+              <w:pStyle w:val="Compact"/>
+            </w:pPr>
+            <w:r>
+              <w:t xml:space="preserve">+16</w:t>
+            </w:r>
+          </w:p>
+        </w:tc>
+        <w:tc>
+          <w:tcPr/>
+          <w:p>
+            <w:pPr>
+              <w:pStyle w:val="Compact"/>
+            </w:pPr>
+            <w:r>
+              <w:t xml:space="preserve">+20</w:t>
+            </w:r>
+          </w:p>
+        </w:tc>
+        <w:tc>
+          <w:tcPr/>
+          <w:p>
+            <w:pPr>
+              <w:pStyle w:val="Compact"/>
+            </w:pPr>
+            <w:r>
+              <w:t xml:space="preserve">+100 (≈ step)</w:t>
+            </w:r>
+          </w:p>
+        </w:tc>
+        <w:tc>
+          <w:tcPr/>
+          <w:p>
+            <w:pPr>
+              <w:pStyle w:val="Compact"/>
+            </w:pPr>
+            <w:r>
+              <w:t xml:space="preserve">−4</w:t>
+            </w:r>
+          </w:p>
+        </w:tc>
+        <w:tc>
+          <w:tcPr/>
+          <w:p>
+            <w:pPr>
+              <w:pStyle w:val="Compact"/>
+            </w:pPr>
+            <w:r>
+              <w:t xml:space="preserve">−8</w:t>
+            </w:r>
+          </w:p>
+        </w:tc>
+      </w:tr>
+      <w:tr>
+        <w:tc>
+          <w:tcPr/>
+          <w:p>
+            <w:pPr>
+              <w:pStyle w:val="Compact"/>
+            </w:pPr>
+            <w:r>
+              <w:t xml:space="preserve">RMSE</w:t>
+            </w:r>
+          </w:p>
+        </w:tc>
+        <w:tc>
+          <w:tcPr/>
+          <w:p>
+            <w:pPr>
+              <w:pStyle w:val="Compact"/>
+            </w:pPr>
+            <w:r>
+              <w:t xml:space="preserve">0.1189</w:t>
+            </w:r>
+          </w:p>
+        </w:tc>
+        <w:tc>
+          <w:tcPr/>
+          <w:p>
+            <w:pPr>
+              <w:pStyle w:val="Compact"/>
+            </w:pPr>
+            <w:r>
+              <w:t xml:space="preserve">0.1167</w:t>
+            </w:r>
+          </w:p>
+        </w:tc>
+        <w:tc>
+          <w:tcPr/>
+          <w:p>
+            <w:pPr>
+              <w:pStyle w:val="Compact"/>
+            </w:pPr>
+            <w:r>
+              <w:t xml:space="preserve">0.1156</w:t>
+            </w:r>
+          </w:p>
+        </w:tc>
+        <w:tc>
+          <w:tcPr/>
+          <w:p>
+            <w:pPr>
+              <w:pStyle w:val="Compact"/>
+            </w:pPr>
+            <w:r>
+              <w:rPr>
+                <w:b/>
+                <w:bCs/>
+              </w:rPr>
+              <w:t xml:space="preserve">0.1154</w:t>
+            </w:r>
+          </w:p>
+        </w:tc>
+        <w:tc>
+          <w:tcPr/>
+          <w:p>
+            <w:pPr>
+              <w:pStyle w:val="Compact"/>
+            </w:pPr>
+            <w:r>
+              <w:t xml:space="preserve">0.1181</w:t>
+            </w:r>
+          </w:p>
+        </w:tc>
+        <w:tc>
+          <w:tcPr/>
+          <w:p>
+            <w:pPr>
+              <w:pStyle w:val="Compact"/>
+            </w:pPr>
+            <w:r>
+              <w:t xml:space="preserve">0.1230</w:t>
+            </w:r>
+          </w:p>
+        </w:tc>
+        <w:tc>
+          <w:tcPr/>
+          <w:p>
+            <w:pPr>
+              <w:pStyle w:val="Compact"/>
+            </w:pPr>
+            <w:r>
+              <w:t xml:space="preserve">0.1457</w:t>
+            </w:r>
+          </w:p>
+        </w:tc>
+        <w:tc>
+          <w:tcPr/>
+          <w:p>
+            <w:pPr>
+              <w:pStyle w:val="Compact"/>
+            </w:pPr>
+            <w:r>
+              <w:t xml:space="preserve">0.1199</w:t>
+            </w:r>
+          </w:p>
+        </w:tc>
+        <w:tc>
+          <w:tcPr/>
+          <w:p>
+            <w:pPr>
+              <w:pStyle w:val="Compact"/>
+            </w:pPr>
+            <w:r>
+              <w:t xml:space="preserve">0.1211</w:t>
+            </w:r>
+          </w:p>
+        </w:tc>
+      </w:tr>
+    </w:tbl>
+    <w:p>
+      <w:pPr>
+        <w:pStyle w:val="BodyText"/>
+      </w:pPr>
+      <w:r>
+        <w:t xml:space="preserve">The proposal’s</w:t>
+      </w:r>
+      <w:r>
+        <w:t xml:space="preserve"> </w:t>
+      </w:r>
+      <w:r>
+        <w:rPr>
+          <w:b/>
+          <w:bCs/>
+        </w:rPr>
+        <w:t xml:space="preserve">direction is supported</w:t>
+      </w:r>
+      <w:r>
+        <w:t xml:space="preserve">: positive k fits better, the reflected shape</w:t>
+      </w:r>
+      <w:r>
+        <w:t xml:space="preserve"> </w:t>
+      </w:r>
+      <w:r>
+        <w:t xml:space="preserve">fits worse, and there is a genuine interior optimum near k ≈ 12 rather than a monotone</w:t>
+      </w:r>
+      <w:r>
+        <w:t xml:space="preserve"> </w:t>
+      </w:r>
+      <w:r>
+        <w:t xml:space="preserve">drift to the edge of the grid. The</w:t>
+      </w:r>
+      <w:r>
+        <w:t xml:space="preserve"> </w:t>
+      </w:r>
+      <w:r>
+        <w:rPr>
+          <w:b/>
+          <w:bCs/>
+        </w:rPr>
+        <w:t xml:space="preserve">size of the gain is modest</w:t>
+      </w:r>
+      <w:r>
+        <w:t xml:space="preserve"> </w:t>
+      </w:r>
+      <w:r>
+        <w:t xml:space="preserve">— 2.9% of the linear</w:t>
+      </w:r>
+      <w:r>
+        <w:t xml:space="preserve"> </w:t>
+      </w:r>
+      <w:r>
+        <w:t xml:space="preserve">form’s error — so the shape is real but not load-bearing on this design.</w:t>
+      </w:r>
+    </w:p>
+    <w:p>
+      <w:pPr>
+        <w:pStyle w:val="BodyText"/>
+      </w:pPr>
+      <w:r>
+        <w:t xml:space="preserve">Two things follow that are worth more than the 2.9%. First, the k → ∞ limit is a step at</w:t>
+      </w:r>
+      <w:r>
+        <w:t xml:space="preserve"> </w:t>
+      </w:r>
+      <w:r>
+        <w:t xml:space="preserve">half overlap, which is effectively the released binary gate, and it is by far the worst</w:t>
+      </w:r>
+      <w:r>
+        <w:t xml:space="preserve"> </w:t>
+      </w:r>
+      <w:r>
+        <w:t xml:space="preserve">member of the family (0.1457 against the linear 0.1189); the sweep therefore corroborates</w:t>
+      </w:r>
+      <w:r>
+        <w:t xml:space="preserve"> </w:t>
+      </w:r>
+      <w:r>
+        <w:t xml:space="preserve">this note’s central decision independently, since the gain from going continuous was not</w:t>
+      </w:r>
+      <w:r>
+        <w:t xml:space="preserve"> </w:t>
+      </w:r>
+      <w:r>
+        <w:t xml:space="preserve">an artifact of choosing a linear ramp in particular. Second, the sweep is only</w:t>
+      </w:r>
+      <w:r>
+        <w:t xml:space="preserve"> </w:t>
+      </w:r>
+      <w:r>
+        <w:t xml:space="preserve">informative where the overlap fraction spans its range: in the cyclist overtake P_lane</w:t>
+      </w:r>
+      <w:r>
+        <w:t xml:space="preserve"> </w:t>
+      </w:r>
+      <w:r>
+        <w:t xml:space="preserve">never leaves 0.843–1.000 and every k gives the same cell ordering</w:t>
+      </w:r>
+      <w:r>
+        <w:t xml:space="preserve"> </w:t>
+      </w:r>
+      <w:r>
+        <w:t xml:space="preserve">(</w:t>
+      </w:r>
+      <w:r>
+        <w:rPr>
+          <w:rStyle w:val="VerbatimChar"/>
+        </w:rPr>
+        <w:t xml:space="preserve">docs/overtake_construction_note.md</w:t>
+      </w:r>
+      <w:r>
+        <w:t xml:space="preserve"> </w:t>
+      </w:r>
+      <w:r>
+        <w:t xml:space="preserve">§4), so any conclusion here is about cut-in</w:t>
+      </w:r>
+      <w:r>
+        <w:t xml:space="preserve"> </w:t>
+      </w:r>
+      <w:r>
+        <w:t xml:space="preserve">geometry and does not generalize by itself.</w:t>
+      </w:r>
+    </w:p>
+    <w:p>
+      <w:pPr>
+        <w:pStyle w:val="BodyText"/>
+      </w:pPr>
+      <w:r>
+        <w:rPr>
+          <w:b/>
+          <w:bCs/>
+        </w:rPr>
+        <w:t xml:space="preserve">Whether k should be fitted is deliberately not settled here.</w:t>
+      </w:r>
+      <w:r>
+        <w:t xml:space="preserve"> </w:t>
+      </w:r>
+      <w:r>
+        <w:t xml:space="preserve">Doing so would make it</w:t>
+      </w:r>
+      <w:r>
+        <w:t xml:space="preserve"> </w:t>
+      </w:r>
+      <w:r>
+        <w:t xml:space="preserve">the first fitted parameter upstream of the boundary, and the stage-0 result draws much of</w:t>
+      </w:r>
+      <w:r>
+        <w:t xml:space="preserve"> </w:t>
+      </w:r>
+      <w:r>
+        <w:t xml:space="preserve">its force from the field carrying no fitted constants at all. One shape parameter does</w:t>
+      </w:r>
+      <w:r>
+        <w:t xml:space="preserve"> </w:t>
+      </w:r>
+      <w:r>
+        <w:t xml:space="preserve">not destroy that, but it would have to be reported as a field parameter and frozen at its</w:t>
+      </w:r>
+      <w:r>
+        <w:t xml:space="preserve"> </w:t>
+      </w:r>
+      <w:r>
+        <w:t xml:space="preserve">cut-in value before any transfer scenario is scored.</w:t>
+      </w:r>
+    </w:p>
+    <w:bookmarkEnd w:id="18"/>
+    <w:bookmarkEnd w:id="19"/>
     <w:sectPr>
       <w:footnotePr>
         <w:numRestart w:val="eachSect"/>
@@ -4290,6 +4890,9 @@
     <w:lvlOverride w:ilvl="8">
       <w:startOverride w:val="1"/>
     </w:lvlOverride>
+  </w:num>
+  <w:num w:numId="1006">
+    <w:abstractNumId w:val="991"/>
   </w:num>
 </w:numbering>
 </file>
